--- a/TryHackMe/ohsint/pedroleal685/writeup.docx
+++ b/TryHackMe/ohsint/pedroleal685/writeup.docx
@@ -114,6 +114,7 @@
         </w:rPr>
         <w:t xml:space="preserve"> – </w:t>
       </w:r>
+      <w:proofErr w:type="spellStart"/>
       <w:r>
         <w:rPr>
           <w:rFonts w:ascii="Arial" w:eastAsia="Arial" w:hAnsi="Arial" w:cs="Arial"/>
@@ -122,6 +123,7 @@
         </w:rPr>
         <w:t>TryHackMe</w:t>
       </w:r>
+      <w:proofErr w:type="spellEnd"/>
     </w:p>
     <w:p>
       <w:pPr>
@@ -244,15 +246,7 @@
                 <w:sz w:val="24"/>
                 <w:szCs w:val="24"/>
               </w:rPr>
-              <w:t xml:space="preserve"> – </w:t>
-            </w:r>
-            <w:r>
-              <w:rPr>
-                <w:rFonts w:ascii="Arial" w:eastAsia="Arial" w:hAnsi="Arial" w:cs="Arial"/>
-                <w:sz w:val="24"/>
-                <w:szCs w:val="24"/>
-              </w:rPr>
-              <w:t>Pedro Leal Ariosa</w:t>
+              <w:t xml:space="preserve"> – Pedro Leal Ariosa</w:t>
             </w:r>
           </w:p>
         </w:tc>
@@ -358,39 +352,15 @@
                 <w:sz w:val="24"/>
                 <w:szCs w:val="24"/>
               </w:rPr>
-              <w:t>04</w:t>
-            </w:r>
-            <w:r>
-              <w:rPr>
-                <w:rFonts w:ascii="Arial" w:eastAsia="Arial" w:hAnsi="Arial" w:cs="Arial"/>
-                <w:sz w:val="24"/>
-                <w:szCs w:val="24"/>
-              </w:rPr>
-              <w:t>/</w:t>
-            </w:r>
-            <w:r>
-              <w:rPr>
-                <w:rFonts w:ascii="Arial" w:eastAsia="Arial" w:hAnsi="Arial" w:cs="Arial"/>
-                <w:sz w:val="24"/>
-                <w:szCs w:val="24"/>
-              </w:rPr>
-              <w:t>05</w:t>
-            </w:r>
-            <w:r>
-              <w:rPr>
-                <w:rFonts w:ascii="Arial" w:eastAsia="Arial" w:hAnsi="Arial" w:cs="Arial"/>
-                <w:sz w:val="24"/>
-                <w:szCs w:val="24"/>
-              </w:rPr>
-              <w:t>/</w:t>
-            </w:r>
-            <w:r>
-              <w:rPr>
-                <w:rFonts w:ascii="Arial" w:eastAsia="Arial" w:hAnsi="Arial" w:cs="Arial"/>
-                <w:sz w:val="24"/>
-                <w:szCs w:val="24"/>
-              </w:rPr>
-              <w:t>2026</w:t>
+              <w:t>17</w:t>
+            </w:r>
+            <w:r>
+              <w:rPr>
+                <w:rFonts w:ascii="Arial" w:eastAsia="Arial" w:hAnsi="Arial" w:cs="Arial"/>
+                <w:sz w:val="24"/>
+                <w:szCs w:val="24"/>
+              </w:rPr>
+              <w:t>/05/2026</w:t>
             </w:r>
           </w:p>
         </w:tc>
@@ -604,7 +574,7 @@
                 <w:sz w:val="24"/>
                 <w:szCs w:val="24"/>
               </w:rPr>
-              <w:t>Nome do revisor</w:t>
+              <w:t>Alexandre Gualiume Coruquieri</w:t>
             </w:r>
           </w:p>
         </w:tc>
@@ -627,7 +597,7 @@
                 <w:sz w:val="24"/>
                 <w:szCs w:val="24"/>
               </w:rPr>
-              <w:t>Orientador</w:t>
+              <w:t>Coordenador</w:t>
             </w:r>
           </w:p>
         </w:tc>
@@ -680,7 +650,7 @@
                 <w:sz w:val="24"/>
                 <w:szCs w:val="24"/>
               </w:rPr>
-              <w:t>Nome do aprovador</w:t>
+              <w:t>Alexandre Gualiume Coruquieri</w:t>
             </w:r>
           </w:p>
         </w:tc>
@@ -703,7 +673,7 @@
                 <w:sz w:val="24"/>
                 <w:szCs w:val="24"/>
               </w:rPr>
-              <w:t>Diretor</w:t>
+              <w:t>Coordenador</w:t>
             </w:r>
           </w:p>
         </w:tc>
@@ -900,39 +870,7 @@
                 <w:sz w:val="24"/>
                 <w:szCs w:val="24"/>
               </w:rPr>
-              <w:t>04</w:t>
-            </w:r>
-            <w:r>
-              <w:rPr>
-                <w:rFonts w:ascii="Arial" w:eastAsia="Arial" w:hAnsi="Arial" w:cs="Arial"/>
-                <w:sz w:val="24"/>
-                <w:szCs w:val="24"/>
-              </w:rPr>
-              <w:t>/</w:t>
-            </w:r>
-            <w:r>
-              <w:rPr>
-                <w:rFonts w:ascii="Arial" w:eastAsia="Arial" w:hAnsi="Arial" w:cs="Arial"/>
-                <w:sz w:val="24"/>
-                <w:szCs w:val="24"/>
-              </w:rPr>
-              <w:t>05</w:t>
-            </w:r>
-            <w:r>
-              <w:rPr>
-                <w:rFonts w:ascii="Arial" w:eastAsia="Arial" w:hAnsi="Arial" w:cs="Arial"/>
-                <w:sz w:val="24"/>
-                <w:szCs w:val="24"/>
-              </w:rPr>
-              <w:t>/</w:t>
-            </w:r>
-            <w:r>
-              <w:rPr>
-                <w:rFonts w:ascii="Arial" w:eastAsia="Arial" w:hAnsi="Arial" w:cs="Arial"/>
-                <w:sz w:val="24"/>
-                <w:szCs w:val="24"/>
-              </w:rPr>
-              <w:t>2026</w:t>
+              <w:t>04/05/2026</w:t>
             </w:r>
           </w:p>
         </w:tc>
@@ -1008,7 +946,7 @@
                 <w:sz w:val="24"/>
                 <w:szCs w:val="24"/>
               </w:rPr>
-              <w:t>DD/MM/AAAA</w:t>
+              <w:t>18/05/2026</w:t>
             </w:r>
           </w:p>
         </w:tc>
@@ -1084,7 +1022,7 @@
                 <w:sz w:val="24"/>
                 <w:szCs w:val="24"/>
               </w:rPr>
-              <w:t>DD/MM/AAAA</w:t>
+              <w:t>18/05/2026</w:t>
             </w:r>
           </w:p>
         </w:tc>
@@ -1769,24 +1707,13 @@
               <w:rPr>
                 <w:color w:val="000000"/>
               </w:rPr>
-              <w:t xml:space="preserve">What </w:t>
+              <w:t>What site did you find his email address on?</w:t>
             </w:r>
             <w:r>
               <w:rPr>
                 <w:color w:val="000000"/>
               </w:rPr>
-              <w:t>site did you find his email address on?</w:t>
-            </w:r>
-            <w:r>
-              <w:rPr>
-                <w:color w:val="000000"/>
-              </w:rPr>
               <w:tab/>
-            </w:r>
-            <w:r>
-              <w:rPr>
-                <w:color w:val="000000"/>
-              </w:rPr>
               <w:t>5</w:t>
             </w:r>
           </w:hyperlink>
@@ -1811,24 +1738,13 @@
               <w:rPr>
                 <w:color w:val="000000"/>
               </w:rPr>
-              <w:t>Wh</w:t>
+              <w:t>Where has he gone on holiday?</w:t>
             </w:r>
             <w:r>
               <w:rPr>
                 <w:color w:val="000000"/>
               </w:rPr>
-              <w:t>ere has he gone on holiday?</w:t>
-            </w:r>
-            <w:r>
-              <w:rPr>
-                <w:color w:val="000000"/>
-              </w:rPr>
               <w:tab/>
-            </w:r>
-            <w:r>
-              <w:rPr>
-                <w:color w:val="000000"/>
-              </w:rPr>
               <w:t>5</w:t>
             </w:r>
           </w:hyperlink>
@@ -1853,24 +1769,13 @@
               <w:rPr>
                 <w:color w:val="000000"/>
               </w:rPr>
-              <w:t>What is</w:t>
+              <w:t>What is the person’s password?</w:t>
             </w:r>
             <w:r>
               <w:rPr>
                 <w:color w:val="000000"/>
               </w:rPr>
-              <w:t xml:space="preserve"> the person’s password?</w:t>
-            </w:r>
-            <w:r>
-              <w:rPr>
-                <w:color w:val="000000"/>
-              </w:rPr>
               <w:tab/>
-            </w:r>
-            <w:r>
-              <w:rPr>
-                <w:color w:val="000000"/>
-              </w:rPr>
               <w:t>6</w:t>
             </w:r>
           </w:hyperlink>
@@ -3254,9 +3159,9 @@
           <w:color w:val="000000"/>
           <w:sz w:val="24"/>
           <w:szCs w:val="24"/>
-          <w:lang w:val="en-US"/>
-        </w:rPr>
-      </w:pPr>
+        </w:rPr>
+      </w:pPr>
+      <w:proofErr w:type="spellStart"/>
       <w:r>
         <w:rPr>
           <w:rFonts w:ascii="Arial" w:eastAsia="Arial" w:hAnsi="Arial" w:cs="Arial"/>
@@ -3265,10 +3170,10 @@
           <w:color w:val="000000"/>
           <w:sz w:val="24"/>
           <w:szCs w:val="24"/>
-          <w:lang w:val="en-US"/>
-        </w:rPr>
-        <w:t xml:space="preserve">What is </w:t>
-      </w:r>
+        </w:rPr>
+        <w:t>What</w:t>
+      </w:r>
+      <w:proofErr w:type="spellEnd"/>
       <w:r>
         <w:rPr>
           <w:rFonts w:ascii="Arial" w:eastAsia="Arial" w:hAnsi="Arial" w:cs="Arial"/>
@@ -3277,10 +3182,94 @@
           <w:color w:val="000000"/>
           <w:sz w:val="24"/>
           <w:szCs w:val="24"/>
-          <w:lang w:val="en-US"/>
-        </w:rPr>
-        <w:t>the person’s password</w:t>
-      </w:r>
+        </w:rPr>
+        <w:t xml:space="preserve"> </w:t>
+      </w:r>
+      <w:proofErr w:type="spellStart"/>
+      <w:r>
+        <w:rPr>
+          <w:rFonts w:ascii="Arial" w:eastAsia="Arial" w:hAnsi="Arial" w:cs="Arial"/>
+          <w:b/>
+          <w:smallCaps/>
+          <w:color w:val="000000"/>
+          <w:sz w:val="24"/>
+          <w:szCs w:val="24"/>
+        </w:rPr>
+        <w:t>is</w:t>
+      </w:r>
+      <w:proofErr w:type="spellEnd"/>
+      <w:r>
+        <w:rPr>
+          <w:rFonts w:ascii="Arial" w:eastAsia="Arial" w:hAnsi="Arial" w:cs="Arial"/>
+          <w:b/>
+          <w:smallCaps/>
+          <w:color w:val="000000"/>
+          <w:sz w:val="24"/>
+          <w:szCs w:val="24"/>
+        </w:rPr>
+        <w:t xml:space="preserve"> </w:t>
+      </w:r>
+      <w:proofErr w:type="spellStart"/>
+      <w:r>
+        <w:rPr>
+          <w:rFonts w:ascii="Arial" w:eastAsia="Arial" w:hAnsi="Arial" w:cs="Arial"/>
+          <w:b/>
+          <w:smallCaps/>
+          <w:color w:val="000000"/>
+          <w:sz w:val="24"/>
+          <w:szCs w:val="24"/>
+        </w:rPr>
+        <w:t>the</w:t>
+      </w:r>
+      <w:proofErr w:type="spellEnd"/>
+      <w:r>
+        <w:rPr>
+          <w:rFonts w:ascii="Arial" w:eastAsia="Arial" w:hAnsi="Arial" w:cs="Arial"/>
+          <w:b/>
+          <w:smallCaps/>
+          <w:color w:val="000000"/>
+          <w:sz w:val="24"/>
+          <w:szCs w:val="24"/>
+        </w:rPr>
+        <w:t xml:space="preserve"> </w:t>
+      </w:r>
+      <w:proofErr w:type="spellStart"/>
+      <w:r>
+        <w:rPr>
+          <w:rFonts w:ascii="Arial" w:eastAsia="Arial" w:hAnsi="Arial" w:cs="Arial"/>
+          <w:b/>
+          <w:smallCaps/>
+          <w:color w:val="000000"/>
+          <w:sz w:val="24"/>
+          <w:szCs w:val="24"/>
+        </w:rPr>
+        <w:t>person’s</w:t>
+      </w:r>
+      <w:proofErr w:type="spellEnd"/>
+      <w:r>
+        <w:rPr>
+          <w:rFonts w:ascii="Arial" w:eastAsia="Arial" w:hAnsi="Arial" w:cs="Arial"/>
+          <w:b/>
+          <w:smallCaps/>
+          <w:color w:val="000000"/>
+          <w:sz w:val="24"/>
+          <w:szCs w:val="24"/>
+        </w:rPr>
+        <w:t xml:space="preserve"> </w:t>
+      </w:r>
+      <w:proofErr w:type="spellStart"/>
+      <w:r>
+        <w:rPr>
+          <w:rFonts w:ascii="Arial" w:eastAsia="Arial" w:hAnsi="Arial" w:cs="Arial"/>
+          <w:b/>
+          <w:smallCaps/>
+          <w:color w:val="000000"/>
+          <w:sz w:val="24"/>
+          <w:szCs w:val="24"/>
+        </w:rPr>
+        <w:t>password</w:t>
+      </w:r>
+      <w:proofErr w:type="spellEnd"/>
     </w:p>
     <w:p>
       <w:pPr>
@@ -3475,10 +3464,12 @@
           <w:color w:val="000000"/>
           <w:sz w:val="32"/>
           <w:szCs w:val="32"/>
+          <w:lang w:val="en-US"/>
         </w:rPr>
       </w:pPr>
       <w:bookmarkStart w:id="8" w:name="_heading=h.4d34og8" w:colFirst="0" w:colLast="0"/>
       <w:bookmarkEnd w:id="8"/>
+      <w:proofErr w:type="spellStart"/>
       <w:r>
         <w:rPr>
           <w:rFonts w:ascii="Arial" w:eastAsia="Arial" w:hAnsi="Arial" w:cs="Arial"/>
@@ -3487,9 +3478,11 @@
           <w:color w:val="000000"/>
           <w:sz w:val="32"/>
           <w:szCs w:val="32"/>
+          <w:lang w:val="en-US"/>
         </w:rPr>
         <w:t>Referências</w:t>
       </w:r>
+      <w:proofErr w:type="spellEnd"/>
     </w:p>
     <w:p>
       <w:pPr>
@@ -4192,11 +4185,11 @@
     <w:qFormat/>
     <w:rsid w:val="006D2886"/>
   </w:style>
-  <w:style w:type="paragraph" w:styleId="Ttulo1">
+  <w:style w:type="paragraph" w:styleId="Heading1">
     <w:name w:val="heading 1"/>
     <w:basedOn w:val="Normal"/>
     <w:next w:val="Normal"/>
-    <w:link w:val="Ttulo1Char"/>
+    <w:link w:val="Heading1Char"/>
     <w:uiPriority w:val="9"/>
     <w:qFormat/>
     <w:rsid w:val="00C82D7E"/>
@@ -4213,11 +4206,11 @@
       <w:szCs w:val="40"/>
     </w:rPr>
   </w:style>
-  <w:style w:type="paragraph" w:styleId="Ttulo2">
+  <w:style w:type="paragraph" w:styleId="Heading2">
     <w:name w:val="heading 2"/>
     <w:basedOn w:val="Normal"/>
     <w:next w:val="Normal"/>
-    <w:link w:val="Ttulo2Char"/>
+    <w:link w:val="Heading2Char"/>
     <w:uiPriority w:val="9"/>
     <w:semiHidden/>
     <w:unhideWhenUsed/>
@@ -4236,11 +4229,11 @@
       <w:szCs w:val="32"/>
     </w:rPr>
   </w:style>
-  <w:style w:type="paragraph" w:styleId="Ttulo3">
+  <w:style w:type="paragraph" w:styleId="Heading3">
     <w:name w:val="heading 3"/>
     <w:basedOn w:val="Normal"/>
     <w:next w:val="Normal"/>
-    <w:link w:val="Ttulo3Char"/>
+    <w:link w:val="Heading3Char"/>
     <w:uiPriority w:val="9"/>
     <w:semiHidden/>
     <w:unhideWhenUsed/>
@@ -4259,11 +4252,11 @@
       <w:szCs w:val="28"/>
     </w:rPr>
   </w:style>
-  <w:style w:type="paragraph" w:styleId="Ttulo4">
+  <w:style w:type="paragraph" w:styleId="Heading4">
     <w:name w:val="heading 4"/>
     <w:basedOn w:val="Normal"/>
     <w:next w:val="Normal"/>
-    <w:link w:val="Ttulo4Char"/>
+    <w:link w:val="Heading4Char"/>
     <w:uiPriority w:val="9"/>
     <w:semiHidden/>
     <w:unhideWhenUsed/>
@@ -4282,11 +4275,11 @@
       <w:color w:val="0F4761" w:themeColor="accent1" w:themeShade="BF"/>
     </w:rPr>
   </w:style>
-  <w:style w:type="paragraph" w:styleId="Ttulo5">
+  <w:style w:type="paragraph" w:styleId="Heading5">
     <w:name w:val="heading 5"/>
     <w:basedOn w:val="Normal"/>
     <w:next w:val="Normal"/>
-    <w:link w:val="Ttulo5Char"/>
+    <w:link w:val="Heading5Char"/>
     <w:uiPriority w:val="9"/>
     <w:semiHidden/>
     <w:unhideWhenUsed/>
@@ -4303,11 +4296,11 @@
       <w:color w:val="0F4761" w:themeColor="accent1" w:themeShade="BF"/>
     </w:rPr>
   </w:style>
-  <w:style w:type="paragraph" w:styleId="Ttulo6">
+  <w:style w:type="paragraph" w:styleId="Heading6">
     <w:name w:val="heading 6"/>
     <w:basedOn w:val="Normal"/>
     <w:next w:val="Normal"/>
-    <w:link w:val="Ttulo6Char"/>
+    <w:link w:val="Heading6Char"/>
     <w:uiPriority w:val="9"/>
     <w:semiHidden/>
     <w:unhideWhenUsed/>
@@ -4326,11 +4319,11 @@
       <w:color w:val="595959" w:themeColor="text1" w:themeTint="A6"/>
     </w:rPr>
   </w:style>
-  <w:style w:type="paragraph" w:styleId="Ttulo7">
+  <w:style w:type="paragraph" w:styleId="Heading7">
     <w:name w:val="heading 7"/>
     <w:basedOn w:val="Normal"/>
     <w:next w:val="Normal"/>
-    <w:link w:val="Ttulo7Char"/>
+    <w:link w:val="Heading7Char"/>
     <w:uiPriority w:val="9"/>
     <w:semiHidden/>
     <w:unhideWhenUsed/>
@@ -4347,11 +4340,11 @@
       <w:color w:val="595959" w:themeColor="text1" w:themeTint="A6"/>
     </w:rPr>
   </w:style>
-  <w:style w:type="paragraph" w:styleId="Ttulo8">
+  <w:style w:type="paragraph" w:styleId="Heading8">
     <w:name w:val="heading 8"/>
     <w:basedOn w:val="Normal"/>
     <w:next w:val="Normal"/>
-    <w:link w:val="Ttulo8Char"/>
+    <w:link w:val="Heading8Char"/>
     <w:uiPriority w:val="9"/>
     <w:semiHidden/>
     <w:unhideWhenUsed/>
@@ -4370,11 +4363,11 @@
       <w:color w:val="272727" w:themeColor="text1" w:themeTint="D8"/>
     </w:rPr>
   </w:style>
-  <w:style w:type="paragraph" w:styleId="Ttulo9">
+  <w:style w:type="paragraph" w:styleId="Heading9">
     <w:name w:val="heading 9"/>
     <w:basedOn w:val="Normal"/>
     <w:next w:val="Normal"/>
-    <w:link w:val="Ttulo9Char"/>
+    <w:link w:val="Heading9Char"/>
     <w:uiPriority w:val="9"/>
     <w:semiHidden/>
     <w:unhideWhenUsed/>
@@ -4391,12 +4384,13 @@
       <w:color w:val="272727" w:themeColor="text1" w:themeTint="D8"/>
     </w:rPr>
   </w:style>
-  <w:style w:type="character" w:default="1" w:styleId="Fontepargpadro">
+  <w:style w:type="character" w:default="1" w:styleId="DefaultParagraphFont">
     <w:name w:val="Default Paragraph Font"/>
     <w:uiPriority w:val="1"/>
+    <w:semiHidden/>
     <w:unhideWhenUsed/>
   </w:style>
-  <w:style w:type="table" w:default="1" w:styleId="Tabelanormal">
+  <w:style w:type="table" w:default="1" w:styleId="TableNormal">
     <w:name w:val="Normal Table"/>
     <w:uiPriority w:val="99"/>
     <w:semiHidden/>
@@ -4411,14 +4405,14 @@
       </w:tblCellMar>
     </w:tblPr>
   </w:style>
-  <w:style w:type="numbering" w:default="1" w:styleId="Semlista">
+  <w:style w:type="numbering" w:default="1" w:styleId="NoList">
     <w:name w:val="No List"/>
     <w:uiPriority w:val="99"/>
     <w:semiHidden/>
     <w:unhideWhenUsed/>
   </w:style>
-  <w:style w:type="table" w:customStyle="1" w:styleId="TableNormal">
-    <w:name w:val="Table Normal"/>
+  <w:style w:type="table" w:customStyle="1" w:styleId="TableNormal1">
+    <w:name w:val="Table Normal1"/>
     <w:tblPr>
       <w:tblCellMar>
         <w:top w:w="0" w:type="dxa"/>
@@ -4428,11 +4422,11 @@
       </w:tblCellMar>
     </w:tblPr>
   </w:style>
-  <w:style w:type="paragraph" w:styleId="Ttulo">
+  <w:style w:type="paragraph" w:styleId="Title">
     <w:name w:val="Title"/>
     <w:basedOn w:val="Normal"/>
     <w:next w:val="Normal"/>
-    <w:link w:val="TtuloChar"/>
+    <w:link w:val="TitleChar"/>
     <w:uiPriority w:val="10"/>
     <w:qFormat/>
     <w:rsid w:val="00C82D7E"/>
@@ -4448,10 +4442,10 @@
       <w:szCs w:val="56"/>
     </w:rPr>
   </w:style>
-  <w:style w:type="character" w:customStyle="1" w:styleId="Ttulo1Char">
-    <w:name w:val="Título 1 Char"/>
-    <w:basedOn w:val="Fontepargpadro"/>
-    <w:link w:val="Ttulo1"/>
+  <w:style w:type="character" w:customStyle="1" w:styleId="Heading1Char">
+    <w:name w:val="Heading 1 Char"/>
+    <w:basedOn w:val="DefaultParagraphFont"/>
+    <w:link w:val="Heading1"/>
     <w:uiPriority w:val="9"/>
     <w:rsid w:val="00C82D7E"/>
     <w:rPr>
@@ -4461,10 +4455,10 @@
       <w:szCs w:val="40"/>
     </w:rPr>
   </w:style>
-  <w:style w:type="character" w:customStyle="1" w:styleId="Ttulo2Char">
-    <w:name w:val="Título 2 Char"/>
-    <w:basedOn w:val="Fontepargpadro"/>
-    <w:link w:val="Ttulo2"/>
+  <w:style w:type="character" w:customStyle="1" w:styleId="Heading2Char">
+    <w:name w:val="Heading 2 Char"/>
+    <w:basedOn w:val="DefaultParagraphFont"/>
+    <w:link w:val="Heading2"/>
     <w:uiPriority w:val="9"/>
     <w:semiHidden/>
     <w:rsid w:val="00C82D7E"/>
@@ -4475,10 +4469,10 @@
       <w:szCs w:val="32"/>
     </w:rPr>
   </w:style>
-  <w:style w:type="character" w:customStyle="1" w:styleId="Ttulo3Char">
-    <w:name w:val="Título 3 Char"/>
-    <w:basedOn w:val="Fontepargpadro"/>
-    <w:link w:val="Ttulo3"/>
+  <w:style w:type="character" w:customStyle="1" w:styleId="Heading3Char">
+    <w:name w:val="Heading 3 Char"/>
+    <w:basedOn w:val="DefaultParagraphFont"/>
+    <w:link w:val="Heading3"/>
     <w:uiPriority w:val="9"/>
     <w:semiHidden/>
     <w:rsid w:val="00C82D7E"/>
@@ -4489,10 +4483,10 @@
       <w:szCs w:val="28"/>
     </w:rPr>
   </w:style>
-  <w:style w:type="character" w:customStyle="1" w:styleId="Ttulo4Char">
-    <w:name w:val="Título 4 Char"/>
-    <w:basedOn w:val="Fontepargpadro"/>
-    <w:link w:val="Ttulo4"/>
+  <w:style w:type="character" w:customStyle="1" w:styleId="Heading4Char">
+    <w:name w:val="Heading 4 Char"/>
+    <w:basedOn w:val="DefaultParagraphFont"/>
+    <w:link w:val="Heading4"/>
     <w:uiPriority w:val="9"/>
     <w:semiHidden/>
     <w:rsid w:val="00C82D7E"/>
@@ -4503,10 +4497,10 @@
       <w:color w:val="0F4761" w:themeColor="accent1" w:themeShade="BF"/>
     </w:rPr>
   </w:style>
-  <w:style w:type="character" w:customStyle="1" w:styleId="Ttulo5Char">
-    <w:name w:val="Título 5 Char"/>
-    <w:basedOn w:val="Fontepargpadro"/>
-    <w:link w:val="Ttulo5"/>
+  <w:style w:type="character" w:customStyle="1" w:styleId="Heading5Char">
+    <w:name w:val="Heading 5 Char"/>
+    <w:basedOn w:val="DefaultParagraphFont"/>
+    <w:link w:val="Heading5"/>
     <w:uiPriority w:val="9"/>
     <w:semiHidden/>
     <w:rsid w:val="00C82D7E"/>
@@ -4515,10 +4509,10 @@
       <w:color w:val="0F4761" w:themeColor="accent1" w:themeShade="BF"/>
     </w:rPr>
   </w:style>
-  <w:style w:type="character" w:customStyle="1" w:styleId="Ttulo6Char">
-    <w:name w:val="Título 6 Char"/>
-    <w:basedOn w:val="Fontepargpadro"/>
-    <w:link w:val="Ttulo6"/>
+  <w:style w:type="character" w:customStyle="1" w:styleId="Heading6Char">
+    <w:name w:val="Heading 6 Char"/>
+    <w:basedOn w:val="DefaultParagraphFont"/>
+    <w:link w:val="Heading6"/>
     <w:uiPriority w:val="9"/>
     <w:semiHidden/>
     <w:rsid w:val="00C82D7E"/>
@@ -4529,10 +4523,10 @@
       <w:color w:val="595959" w:themeColor="text1" w:themeTint="A6"/>
     </w:rPr>
   </w:style>
-  <w:style w:type="character" w:customStyle="1" w:styleId="Ttulo7Char">
-    <w:name w:val="Título 7 Char"/>
-    <w:basedOn w:val="Fontepargpadro"/>
-    <w:link w:val="Ttulo7"/>
+  <w:style w:type="character" w:customStyle="1" w:styleId="Heading7Char">
+    <w:name w:val="Heading 7 Char"/>
+    <w:basedOn w:val="DefaultParagraphFont"/>
+    <w:link w:val="Heading7"/>
     <w:uiPriority w:val="9"/>
     <w:semiHidden/>
     <w:rsid w:val="00C82D7E"/>
@@ -4541,10 +4535,10 @@
       <w:color w:val="595959" w:themeColor="text1" w:themeTint="A6"/>
     </w:rPr>
   </w:style>
-  <w:style w:type="character" w:customStyle="1" w:styleId="Ttulo8Char">
-    <w:name w:val="Título 8 Char"/>
-    <w:basedOn w:val="Fontepargpadro"/>
-    <w:link w:val="Ttulo8"/>
+  <w:style w:type="character" w:customStyle="1" w:styleId="Heading8Char">
+    <w:name w:val="Heading 8 Char"/>
+    <w:basedOn w:val="DefaultParagraphFont"/>
+    <w:link w:val="Heading8"/>
     <w:uiPriority w:val="9"/>
     <w:semiHidden/>
     <w:rsid w:val="00C82D7E"/>
@@ -4555,10 +4549,10 @@
       <w:color w:val="272727" w:themeColor="text1" w:themeTint="D8"/>
     </w:rPr>
   </w:style>
-  <w:style w:type="character" w:customStyle="1" w:styleId="Ttulo9Char">
-    <w:name w:val="Título 9 Char"/>
-    <w:basedOn w:val="Fontepargpadro"/>
-    <w:link w:val="Ttulo9"/>
+  <w:style w:type="character" w:customStyle="1" w:styleId="Heading9Char">
+    <w:name w:val="Heading 9 Char"/>
+    <w:basedOn w:val="DefaultParagraphFont"/>
+    <w:link w:val="Heading9"/>
     <w:uiPriority w:val="9"/>
     <w:semiHidden/>
     <w:rsid w:val="00C82D7E"/>
@@ -4567,10 +4561,10 @@
       <w:color w:val="272727" w:themeColor="text1" w:themeTint="D8"/>
     </w:rPr>
   </w:style>
-  <w:style w:type="character" w:customStyle="1" w:styleId="TtuloChar">
-    <w:name w:val="Título Char"/>
-    <w:basedOn w:val="Fontepargpadro"/>
-    <w:link w:val="Ttulo"/>
+  <w:style w:type="character" w:customStyle="1" w:styleId="TitleChar">
+    <w:name w:val="Title Char"/>
+    <w:basedOn w:val="DefaultParagraphFont"/>
+    <w:link w:val="Title"/>
     <w:uiPriority w:val="10"/>
     <w:rsid w:val="00C82D7E"/>
     <w:rPr>
@@ -4581,11 +4575,11 @@
       <w:szCs w:val="56"/>
     </w:rPr>
   </w:style>
-  <w:style w:type="paragraph" w:styleId="Subttulo">
+  <w:style w:type="paragraph" w:styleId="Subtitle">
     <w:name w:val="Subtitle"/>
     <w:basedOn w:val="Normal"/>
     <w:next w:val="Normal"/>
-    <w:link w:val="SubttuloChar"/>
+    <w:link w:val="SubtitleChar"/>
     <w:uiPriority w:val="11"/>
     <w:qFormat/>
     <w:rPr>
@@ -4594,10 +4588,10 @@
       <w:szCs w:val="28"/>
     </w:rPr>
   </w:style>
-  <w:style w:type="character" w:customStyle="1" w:styleId="SubttuloChar">
-    <w:name w:val="Subtítulo Char"/>
-    <w:basedOn w:val="Fontepargpadro"/>
-    <w:link w:val="Subttulo"/>
+  <w:style w:type="character" w:customStyle="1" w:styleId="SubtitleChar">
+    <w:name w:val="Subtitle Char"/>
+    <w:basedOn w:val="DefaultParagraphFont"/>
+    <w:link w:val="Subtitle"/>
     <w:uiPriority w:val="11"/>
     <w:rsid w:val="00C82D7E"/>
     <w:rPr>
@@ -4608,11 +4602,11 @@
       <w:szCs w:val="28"/>
     </w:rPr>
   </w:style>
-  <w:style w:type="paragraph" w:styleId="Citao">
+  <w:style w:type="paragraph" w:styleId="Quote">
     <w:name w:val="Quote"/>
     <w:basedOn w:val="Normal"/>
     <w:next w:val="Normal"/>
-    <w:link w:val="CitaoChar"/>
+    <w:link w:val="QuoteChar"/>
     <w:uiPriority w:val="29"/>
     <w:qFormat/>
     <w:rsid w:val="00C82D7E"/>
@@ -4626,10 +4620,10 @@
       <w:color w:val="404040" w:themeColor="text1" w:themeTint="BF"/>
     </w:rPr>
   </w:style>
-  <w:style w:type="character" w:customStyle="1" w:styleId="CitaoChar">
-    <w:name w:val="Citação Char"/>
-    <w:basedOn w:val="Fontepargpadro"/>
-    <w:link w:val="Citao"/>
+  <w:style w:type="character" w:customStyle="1" w:styleId="QuoteChar">
+    <w:name w:val="Quote Char"/>
+    <w:basedOn w:val="DefaultParagraphFont"/>
+    <w:link w:val="Quote"/>
     <w:uiPriority w:val="29"/>
     <w:rsid w:val="00C82D7E"/>
     <w:rPr>
@@ -4638,7 +4632,7 @@
       <w:color w:val="404040" w:themeColor="text1" w:themeTint="BF"/>
     </w:rPr>
   </w:style>
-  <w:style w:type="paragraph" w:styleId="PargrafodaLista">
+  <w:style w:type="paragraph" w:styleId="ListParagraph">
     <w:name w:val="List Paragraph"/>
     <w:basedOn w:val="Normal"/>
     <w:uiPriority w:val="34"/>
@@ -4649,9 +4643,9 @@
       <w:contextualSpacing/>
     </w:pPr>
   </w:style>
-  <w:style w:type="character" w:styleId="nfaseIntensa">
+  <w:style w:type="character" w:styleId="IntenseEmphasis">
     <w:name w:val="Intense Emphasis"/>
-    <w:basedOn w:val="Fontepargpadro"/>
+    <w:basedOn w:val="DefaultParagraphFont"/>
     <w:uiPriority w:val="21"/>
     <w:qFormat/>
     <w:rsid w:val="00C82D7E"/>
@@ -4661,11 +4655,11 @@
       <w:color w:val="0F4761" w:themeColor="accent1" w:themeShade="BF"/>
     </w:rPr>
   </w:style>
-  <w:style w:type="paragraph" w:styleId="CitaoIntensa">
+  <w:style w:type="paragraph" w:styleId="IntenseQuote">
     <w:name w:val="Intense Quote"/>
     <w:basedOn w:val="Normal"/>
     <w:next w:val="Normal"/>
-    <w:link w:val="CitaoIntensaChar"/>
+    <w:link w:val="IntenseQuoteChar"/>
     <w:uiPriority w:val="30"/>
     <w:qFormat/>
     <w:rsid w:val="00C82D7E"/>
@@ -4684,10 +4678,10 @@
       <w:color w:val="0F4761" w:themeColor="accent1" w:themeShade="BF"/>
     </w:rPr>
   </w:style>
-  <w:style w:type="character" w:customStyle="1" w:styleId="CitaoIntensaChar">
-    <w:name w:val="Citação Intensa Char"/>
-    <w:basedOn w:val="Fontepargpadro"/>
-    <w:link w:val="CitaoIntensa"/>
+  <w:style w:type="character" w:customStyle="1" w:styleId="IntenseQuoteChar">
+    <w:name w:val="Intense Quote Char"/>
+    <w:basedOn w:val="DefaultParagraphFont"/>
+    <w:link w:val="IntenseQuote"/>
     <w:uiPriority w:val="30"/>
     <w:rsid w:val="00C82D7E"/>
     <w:rPr>
@@ -4696,9 +4690,9 @@
       <w:color w:val="0F4761" w:themeColor="accent1" w:themeShade="BF"/>
     </w:rPr>
   </w:style>
-  <w:style w:type="character" w:styleId="RefernciaIntensa">
+  <w:style w:type="character" w:styleId="IntenseReference">
     <w:name w:val="Intense Reference"/>
-    <w:basedOn w:val="Fontepargpadro"/>
+    <w:basedOn w:val="DefaultParagraphFont"/>
     <w:uiPriority w:val="32"/>
     <w:qFormat/>
     <w:rsid w:val="00C82D7E"/>
@@ -4710,9 +4704,9 @@
       <w:spacing w:val="5"/>
     </w:rPr>
   </w:style>
-  <w:style w:type="table" w:styleId="Tabelacomgrade">
+  <w:style w:type="table" w:styleId="TableGrid">
     <w:name w:val="Table Grid"/>
-    <w:basedOn w:val="Tabelanormal"/>
+    <w:basedOn w:val="TableNormal"/>
     <w:uiPriority w:val="39"/>
     <w:rsid w:val="002F77B0"/>
     <w:pPr>
@@ -4729,10 +4723,10 @@
       </w:tblBorders>
     </w:tblPr>
   </w:style>
-  <w:style w:type="paragraph" w:styleId="Cabealho">
+  <w:style w:type="paragraph" w:styleId="Header">
     <w:name w:val="header"/>
     <w:basedOn w:val="Normal"/>
-    <w:link w:val="CabealhoChar"/>
+    <w:link w:val="HeaderChar"/>
     <w:uiPriority w:val="99"/>
     <w:unhideWhenUsed/>
     <w:rsid w:val="002C3398"/>
@@ -4744,17 +4738,17 @@
       <w:spacing w:after="0" w:line="240" w:lineRule="auto"/>
     </w:pPr>
   </w:style>
-  <w:style w:type="character" w:customStyle="1" w:styleId="CabealhoChar">
-    <w:name w:val="Cabeçalho Char"/>
-    <w:basedOn w:val="Fontepargpadro"/>
-    <w:link w:val="Cabealho"/>
+  <w:style w:type="character" w:customStyle="1" w:styleId="HeaderChar">
+    <w:name w:val="Header Char"/>
+    <w:basedOn w:val="DefaultParagraphFont"/>
+    <w:link w:val="Header"/>
     <w:uiPriority w:val="99"/>
     <w:rsid w:val="002C3398"/>
   </w:style>
-  <w:style w:type="paragraph" w:styleId="Rodap">
+  <w:style w:type="paragraph" w:styleId="Footer">
     <w:name w:val="footer"/>
     <w:basedOn w:val="Normal"/>
-    <w:link w:val="RodapChar"/>
+    <w:link w:val="FooterChar"/>
     <w:uiPriority w:val="99"/>
     <w:unhideWhenUsed/>
     <w:rsid w:val="002C3398"/>
@@ -4766,16 +4760,16 @@
       <w:spacing w:after="0" w:line="240" w:lineRule="auto"/>
     </w:pPr>
   </w:style>
-  <w:style w:type="character" w:customStyle="1" w:styleId="RodapChar">
-    <w:name w:val="Rodapé Char"/>
-    <w:basedOn w:val="Fontepargpadro"/>
-    <w:link w:val="Rodap"/>
+  <w:style w:type="character" w:customStyle="1" w:styleId="FooterChar">
+    <w:name w:val="Footer Char"/>
+    <w:basedOn w:val="DefaultParagraphFont"/>
+    <w:link w:val="Footer"/>
     <w:uiPriority w:val="99"/>
     <w:rsid w:val="002C3398"/>
   </w:style>
-  <w:style w:type="paragraph" w:styleId="CabealhodoSumrio">
+  <w:style w:type="paragraph" w:styleId="TOCHeading">
     <w:name w:val="TOC Heading"/>
-    <w:basedOn w:val="Ttulo1"/>
+    <w:basedOn w:val="Heading1"/>
     <w:next w:val="Normal"/>
     <w:uiPriority w:val="39"/>
     <w:unhideWhenUsed/>
@@ -4811,7 +4805,7 @@
   </w:style>
   <w:style w:type="character" w:customStyle="1" w:styleId="TtuloGuardianChar">
     <w:name w:val="Título [Guardian] Char"/>
-    <w:basedOn w:val="Fontepargpadro"/>
+    <w:basedOn w:val="DefaultParagraphFont"/>
     <w:link w:val="TtuloGuardian"/>
     <w:rsid w:val="002E18FE"/>
     <w:rPr>
@@ -4823,7 +4817,7 @@
       <w:szCs w:val="32"/>
     </w:rPr>
   </w:style>
-  <w:style w:type="paragraph" w:styleId="Sumrio1">
+  <w:style w:type="paragraph" w:styleId="TOC1">
     <w:name w:val="toc 1"/>
     <w:basedOn w:val="Normal"/>
     <w:next w:val="Normal"/>
@@ -4837,7 +4831,7 @@
   </w:style>
   <w:style w:type="character" w:styleId="Hyperlink">
     <w:name w:val="Hyperlink"/>
-    <w:basedOn w:val="Fontepargpadro"/>
+    <w:basedOn w:val="DefaultParagraphFont"/>
     <w:uiPriority w:val="99"/>
     <w:unhideWhenUsed/>
     <w:rsid w:val="002E18FE"/>
@@ -4874,7 +4868,7 @@
       <w:szCs w:val="24"/>
     </w:rPr>
   </w:style>
-  <w:style w:type="paragraph" w:styleId="Sumrio2">
+  <w:style w:type="paragraph" w:styleId="TOC2">
     <w:name w:val="toc 2"/>
     <w:basedOn w:val="Normal"/>
     <w:next w:val="Normal"/>
@@ -4888,7 +4882,7 @@
     </w:pPr>
   </w:style>
   <w:style w:type="table" w:customStyle="1" w:styleId="a">
-    <w:basedOn w:val="TableNormal"/>
+    <w:basedOn w:val="TableNormal1"/>
     <w:pPr>
       <w:spacing w:after="0" w:line="240" w:lineRule="auto"/>
     </w:pPr>
@@ -4902,7 +4896,7 @@
     </w:tblPr>
   </w:style>
   <w:style w:type="table" w:customStyle="1" w:styleId="a0">
-    <w:basedOn w:val="TableNormal"/>
+    <w:basedOn w:val="TableNormal1"/>
     <w:pPr>
       <w:spacing w:after="0" w:line="240" w:lineRule="auto"/>
     </w:pPr>
@@ -4916,7 +4910,7 @@
     </w:tblPr>
   </w:style>
   <w:style w:type="table" w:customStyle="1" w:styleId="a1">
-    <w:basedOn w:val="TableNormal"/>
+    <w:basedOn w:val="TableNormal1"/>
     <w:pPr>
       <w:spacing w:after="0" w:line="240" w:lineRule="auto"/>
     </w:pPr>
@@ -4929,9 +4923,9 @@
       </w:tblCellMar>
     </w:tblPr>
   </w:style>
-  <w:style w:type="character" w:styleId="MenoPendente">
+  <w:style w:type="character" w:styleId="UnresolvedMention">
     <w:name w:val="Unresolved Mention"/>
-    <w:basedOn w:val="Fontepargpadro"/>
+    <w:basedOn w:val="DefaultParagraphFont"/>
     <w:uiPriority w:val="99"/>
     <w:semiHidden/>
     <w:unhideWhenUsed/>
